--- a/backend-docs/MUSIC_API.docx
+++ b/backend-docs/MUSIC_API.docx
@@ -2746,7 +2746,7 @@
           <w:bCs/>
           <w:b/>
         </w:rPr>
-        <w:t xml:space="preserve">Alias:</w:t>
+        <w:t xml:space="preserve">Eski alias (kullanımdan kaldırıldı):</w:t>
       </w:r>
       <w:r>
         <w:t xml:space="preserve"> </w:t>
@@ -2761,7 +2761,22 @@
         <w:t xml:space="preserve"> </w:t>
       </w:r>
       <w:r>
-        <w:t xml:space="preserve">→ bu uca yönlendirir (Flutter kolaylığı için).</w:t>
+        <w:t xml:space="preserve">→ hâlâ çalışır,</w:t>
+      </w:r>
+      <w:r>
+        <w:t xml:space="preserve"> </w:t>
+      </w:r>
+      <w:r>
+        <w:rPr>
+          <w:rStyle w:val="VerbatimChar"/>
+        </w:rPr>
+        <w:t xml:space="preserve">Deprecation: true</w:t>
+      </w:r>
+      <w:r>
+        <w:t xml:space="preserve"> </w:t>
+      </w:r>
+      <w:r>
+        <w:t xml:space="preserve">başlığı döner. Yeni geliştirmelerde yukarıdaki kanonik ucu kullanın.</w:t>
       </w:r>
     </w:p>
     <w:p>
@@ -2855,7 +2870,7 @@
           <w:bCs/>
           <w:b/>
         </w:rPr>
-        <w:t xml:space="preserve">Alias:</w:t>
+        <w:t xml:space="preserve">Eski alias (kullanımdan kaldırıldı):</w:t>
       </w:r>
       <w:r>
         <w:t xml:space="preserve"> </w:t>
@@ -2870,7 +2885,22 @@
         <w:t xml:space="preserve"> </w:t>
       </w:r>
       <w:r>
-        <w:t xml:space="preserve">→ yukarıdaki DELETE davranışına eşdeğerdir.</w:t>
+        <w:t xml:space="preserve">→ hâlâ çalışır,</w:t>
+      </w:r>
+      <w:r>
+        <w:t xml:space="preserve"> </w:t>
+      </w:r>
+      <w:r>
+        <w:rPr>
+          <w:rStyle w:val="VerbatimChar"/>
+        </w:rPr>
+        <w:t xml:space="preserve">Deprecation: true</w:t>
+      </w:r>
+      <w:r>
+        <w:t xml:space="preserve"> </w:t>
+      </w:r>
+      <w:r>
+        <w:t xml:space="preserve">başlığı döner. Yeni geliştirmelerde yukarıdaki DELETE ucunu kullanın.</w:t>
       </w:r>
     </w:p>
     <w:p>
@@ -2918,7 +2948,49 @@
         <w:rPr>
           <w:rStyle w:val="VerbatimChar"/>
         </w:rPr>
+        <w:t xml:space="preserve">POST /api/chat/rooms/{roomId}/music/stop</w:t>
+      </w:r>
+    </w:p>
+    <w:p>
+      <w:pPr>
+        <w:pStyle w:val="BodyText"/>
+      </w:pPr>
+      <w:r>
+        <w:rPr>
+          <w:bCs/>
+          <w:b/>
+        </w:rPr>
+        <w:t xml:space="preserve">Eski alias (kullanımdan kaldırıldı):</w:t>
+      </w:r>
+      <w:r>
+        <w:t xml:space="preserve"> </w:t>
+      </w:r>
+      <w:r>
+        <w:rPr>
+          <w:rStyle w:val="VerbatimChar"/>
+        </w:rPr>
         <w:t xml:space="preserve">POST /api/rooms/{roomId}/music/stop</w:t>
+      </w:r>
+      <w:r>
+        <w:t xml:space="preserve"> </w:t>
+      </w:r>
+      <w:r>
+        <w:t xml:space="preserve">→ hâlâ çalışır,</w:t>
+      </w:r>
+      <w:r>
+        <w:t xml:space="preserve"> </w:t>
+      </w:r>
+      <w:r>
+        <w:rPr>
+          <w:rStyle w:val="VerbatimChar"/>
+        </w:rPr>
+        <w:t xml:space="preserve">Deprecation: true</w:t>
+      </w:r>
+      <w:r>
+        <w:t xml:space="preserve"> </w:t>
+      </w:r>
+      <w:r>
+        <w:t xml:space="preserve">başlığı döner.</w:t>
       </w:r>
     </w:p>
     <w:p>
